--- a/resume/AlexanderShahamResume-GradSchool.docx
+++ b/resume/AlexanderShahamResume-GradSchool.docx
@@ -39,7 +39,7 @@
         </w:rPr>
         <w:t xml:space="preserve"> • </w:t>
       </w:r>
-      <w:hyperlink w:history="1" r:id="rIdpx7sailq5vln19afbgsg4">
+      <w:hyperlink w:history="1" r:id="rIdxicutio-22jll8jzeng-l">
         <w:r>
           <w:rPr>
             <w:color w:val="555555"/>
@@ -57,7 +57,7 @@
         </w:rPr>
         <w:t xml:space="preserve"> • </w:t>
       </w:r>
-      <w:hyperlink w:history="1" r:id="rIdmyn4xblqno3ukswan-vv4">
+      <w:hyperlink w:history="1" r:id="rIdaekoycikbfy17gs0yrb0_">
         <w:r>
           <w:rPr>
             <w:color w:val="555555"/>
@@ -75,7 +75,7 @@
         </w:rPr>
         <w:t xml:space="preserve"> • </w:t>
       </w:r>
-      <w:hyperlink w:history="1" r:id="rIdos9-dbed14ka8vnvvbpgt">
+      <w:hyperlink w:history="1" r:id="rIdnqywv1hrdj9_cu_ikxdbz">
         <w:r>
           <w:rPr>
             <w:color w:val="555555"/>
@@ -85,24 +85,6 @@
           <w:t xml:space="preserve">github.com/Nuja1337</w:t>
         </w:r>
       </w:hyperlink>
-      <w:r>
-        <w:rPr>
-          <w:color w:val="999999"/>
-          <w:sz w:val="18"/>
-          <w:szCs w:val="18"/>
-        </w:rPr>
-        <w:t xml:space="preserve"> • </w:t>
-      </w:r>
-      <w:hyperlink w:history="1" r:id="rIdreov6shl_6hlekpzccve7">
-        <w:r>
-          <w:rPr>
-            <w:color w:val="555555"/>
-            <w:sz w:val="18"/>
-            <w:szCs w:val="18"/>
-          </w:rPr>
-          <w:t xml:space="preserve">linkedin.com/in/alexander-shaham</w:t>
-        </w:r>
-      </w:hyperlink>
     </w:p>
     <w:p>
       <w:pPr>
@@ -581,7 +563,7 @@
       <w:r>
         <w:t xml:space="preserve">	</w:t>
       </w:r>
-      <w:hyperlink w:history="1" r:id="rIdyzppi_0i9d4favca98cbd">
+      <w:hyperlink w:history="1" r:id="rIdeeupdgohsaiy3r2vjlci4">
         <w:r>
           <w:rPr>
             <w:color w:val="555555"/>
@@ -640,7 +622,7 @@
       <w:r>
         <w:t xml:space="preserve">	</w:t>
       </w:r>
-      <w:hyperlink w:history="1" r:id="rIdhjiuaoopl4ufdfmt1qtah">
+      <w:hyperlink w:history="1" r:id="rIdmqweho1aqaoqml-aue3w1">
         <w:r>
           <w:rPr>
             <w:color w:val="555555"/>
